--- a/documentation/user_guides/suite_overview/LOGGING_SYSTEM_GUIDE.docx
+++ b/documentation/user_guides/suite_overview/LOGGING_SYSTEM_GUIDE.docx
@@ -848,7 +848,7 @@
     </w:p>
     <w:p>
       <w:r>
-        <w:t>Generated by user_guides/suite_overview/generate_logging_system_guide.py - edit the generator (or the modules it documents), not this file.</w:t>
+        <w:t>Generated by documentation/user_guides/suite_overview/generate_logging_system_guide.py - edit the generator (or the modules it documents), not this file.</w:t>
       </w:r>
     </w:p>
     <w:sectPr>
